--- a/Documenten/6. Testrapportage - Sprint 6.docx
+++ b/Documenten/6. Testrapportage - Sprint 6.docx
@@ -78,21 +78,42 @@
     <w:p>
       <w:pPr>
         <w:pStyle w:val="Ondertitel"/>
+        <w:rPr>
+          <w:lang w:val="en-US"/>
+        </w:rPr>
       </w:pPr>
       <w:r>
+        <w:rPr>
+          <w:lang w:val="en-US"/>
+        </w:rPr>
         <w:t xml:space="preserve">UC1 </w:t>
       </w:r>
       <w:r>
+        <w:rPr>
+          <w:lang w:val="en-US"/>
+        </w:rPr>
         <w:t>t/m UC</w:t>
       </w:r>
       <w:r>
+        <w:rPr>
+          <w:lang w:val="en-US"/>
+        </w:rPr>
         <w:t>1</w:t>
       </w:r>
       <w:r>
+        <w:rPr>
+          <w:lang w:val="en-US"/>
+        </w:rPr>
         <w:t>9</w:t>
       </w:r>
     </w:p>
-    <w:p/>
+    <w:p>
+      <w:pPr>
+        <w:rPr>
+          <w:lang w:val="en-US"/>
+        </w:rPr>
+      </w:pPr>
+    </w:p>
     <w:p>
       <w:pPr>
         <w:pStyle w:val="Ondertitel"/>
@@ -10555,28 +10576,42 @@
                 <w:sz w:val="20"/>
                 <w:szCs w:val="20"/>
               </w:rPr>
-              <w:t xml:space="preserve">TC14-01 </w:t>
+              <w:t>TC1</w:t>
+            </w:r>
+            <w:r>
+              <w:rPr>
+                <w:sz w:val="20"/>
+                <w:szCs w:val="20"/>
+              </w:rPr>
+              <w:t>8</w:t>
+            </w:r>
+            <w:r>
+              <w:rPr>
+                <w:sz w:val="20"/>
+                <w:szCs w:val="20"/>
+              </w:rPr>
+              <w:t xml:space="preserve">-01 </w:t>
             </w:r>
           </w:p>
         </w:tc>
         <w:tc>
           <w:tcPr>
             <w:tcW w:w="1276" w:type="dxa"/>
-            <w:shd w:val="clear" w:color="auto" w:fill="EE0000"/>
-          </w:tcPr>
-          <w:p>
-            <w:pPr>
-              <w:rPr>
-                <w:sz w:val="20"/>
-                <w:szCs w:val="20"/>
-              </w:rPr>
-            </w:pPr>
-            <w:r>
-              <w:rPr>
-                <w:sz w:val="20"/>
-                <w:szCs w:val="20"/>
-              </w:rPr>
-              <w:t>Niet uitgevoerd</w:t>
+            <w:shd w:val="clear" w:color="auto" w:fill="D9F2D0" w:themeFill="accent6" w:themeFillTint="33"/>
+          </w:tcPr>
+          <w:p>
+            <w:pPr>
+              <w:rPr>
+                <w:sz w:val="20"/>
+                <w:szCs w:val="20"/>
+              </w:rPr>
+            </w:pPr>
+            <w:r>
+              <w:rPr>
+                <w:sz w:val="20"/>
+                <w:szCs w:val="20"/>
+              </w:rPr>
+              <w:t>Geslaagd</w:t>
             </w:r>
           </w:p>
         </w:tc>
@@ -10792,7 +10827,7 @@
                 <w:sz w:val="20"/>
                 <w:szCs w:val="20"/>
               </w:rPr>
-              <w:t>5</w:t>
+              <w:t>9</w:t>
             </w:r>
             <w:r>
               <w:rPr>
@@ -10806,21 +10841,21 @@
         <w:tc>
           <w:tcPr>
             <w:tcW w:w="1276" w:type="dxa"/>
-            <w:shd w:val="clear" w:color="auto" w:fill="EE0000"/>
-          </w:tcPr>
-          <w:p>
-            <w:pPr>
-              <w:rPr>
-                <w:sz w:val="20"/>
-                <w:szCs w:val="20"/>
-              </w:rPr>
-            </w:pPr>
-            <w:r>
-              <w:rPr>
-                <w:sz w:val="20"/>
-                <w:szCs w:val="20"/>
-              </w:rPr>
-              <w:t>Niet uitgevoerd</w:t>
+            <w:shd w:val="clear" w:color="auto" w:fill="D9F2D0" w:themeFill="accent6" w:themeFillTint="33"/>
+          </w:tcPr>
+          <w:p>
+            <w:pPr>
+              <w:rPr>
+                <w:sz w:val="20"/>
+                <w:szCs w:val="20"/>
+              </w:rPr>
+            </w:pPr>
+            <w:r>
+              <w:rPr>
+                <w:sz w:val="20"/>
+                <w:szCs w:val="20"/>
+              </w:rPr>
+              <w:t>Geslaagd</w:t>
             </w:r>
           </w:p>
         </w:tc>
@@ -11026,21 +11061,21 @@
           <w:rFonts w:asciiTheme="minorHAnsi" w:hAnsiTheme="minorHAnsi"/>
         </w:rPr>
         <w:br/>
-        <w:t xml:space="preserve">• Filter- en sorteeropties (bijvoorbeeld per week, maand of jaar), zodat beter inzicht </w:t>
+        <w:t>• Filter- en sorteeropties (bijvoorbeeld per week, maand of jaar), zodat beter inzicht ontstaat in trends over tijd.</w:t>
       </w:r>
       <w:r>
         <w:rPr>
           <w:rFonts w:asciiTheme="minorHAnsi" w:hAnsiTheme="minorHAnsi"/>
         </w:rPr>
+        <w:br/>
+        <w:t xml:space="preserve">• Visuele weergave, zoals grafieken of diagrammen, om de data aantrekkelijker en </w:t>
+      </w:r>
+      <w:r>
+        <w:rPr>
+          <w:rFonts w:asciiTheme="minorHAnsi" w:hAnsiTheme="minorHAnsi"/>
+        </w:rPr>
         <w:lastRenderedPageBreak/>
-        <w:t>ontstaat in trends over tijd.</w:t>
-      </w:r>
-      <w:r>
-        <w:rPr>
-          <w:rFonts w:asciiTheme="minorHAnsi" w:hAnsiTheme="minorHAnsi"/>
-        </w:rPr>
-        <w:br/>
-        <w:t>• Visuele weergave, zoals grafieken of diagrammen, om de data aantrekkelijker en overzichtelijker te presenteren.</w:t>
+        <w:t>overzichtelijker te presenteren.</w:t>
       </w:r>
       <w:r>
         <w:rPr>
@@ -11308,7 +11343,6 @@
         <w:rPr>
           <w:rFonts w:asciiTheme="minorHAnsi" w:hAnsiTheme="minorHAnsi"/>
         </w:rPr>
-        <w:lastRenderedPageBreak/>
         <w:t>• UC15 – Voorraad beheren</w:t>
       </w:r>
     </w:p>
@@ -11350,7 +11384,14 @@
         <w:rPr>
           <w:rFonts w:asciiTheme="minorHAnsi" w:hAnsiTheme="minorHAnsi"/>
         </w:rPr>
-        <w:t xml:space="preserve"> laat de applicatie automatisch controleren of een product bijna op is, en geef hiervan een melding.</w:t>
+        <w:t xml:space="preserve"> laat de applicatie automatisch controleren of een </w:t>
+      </w:r>
+      <w:r>
+        <w:rPr>
+          <w:rFonts w:asciiTheme="minorHAnsi" w:hAnsiTheme="minorHAnsi"/>
+        </w:rPr>
+        <w:lastRenderedPageBreak/>
+        <w:t>product bijna op is, en geef hiervan een melding.</w:t>
       </w:r>
       <w:r>
         <w:rPr>
@@ -13666,6 +13707,7 @@
   <w:style w:type="character" w:default="1" w:styleId="Standaardalinea-lettertype">
     <w:name w:val="Default Paragraph Font"/>
     <w:uiPriority w:val="1"/>
+    <w:semiHidden/>
     <w:unhideWhenUsed/>
   </w:style>
   <w:style w:type="table" w:default="1" w:styleId="Standaardtabel">
@@ -14813,6 +14855,17 @@
 </file>
 
 <file path=customXml/item1.xml><?xml version="1.0" encoding="utf-8"?>
+<p:properties xmlns:p="http://schemas.microsoft.com/office/2006/metadata/properties" xmlns:xsi="http://www.w3.org/2001/XMLSchema-instance" xmlns:pc="http://schemas.microsoft.com/office/infopath/2007/PartnerControls">
+  <documentManagement>
+    <lcf76f155ced4ddcb4097134ff3c332f xmlns="030eaba2-629b-4e56-920e-8dcc1358a952">
+      <Terms xmlns="http://schemas.microsoft.com/office/infopath/2007/PartnerControls"/>
+    </lcf76f155ced4ddcb4097134ff3c332f>
+    <TaxCatchAll xmlns="bb274f1b-0e95-4afa-93a7-e92bcbf9a51a" xsi:nil="true"/>
+  </documentManagement>
+</p:properties>
+</file>
+
+<file path=customXml/item2.xml><?xml version="1.0" encoding="utf-8"?>
 <b:Sources xmlns:b="http://schemas.openxmlformats.org/officeDocument/2006/bibliography" xmlns="http://schemas.openxmlformats.org/officeDocument/2006/bibliography" SelectedStyle="\APASixthEditionOfficeOnline.xsl" StyleName="APA" Version="6">
   <b:Source>
     <b:Tag>Mic23</b:Tag>
@@ -14893,27 +14946,7 @@
 </b:Sources>
 </file>
 
-<file path=customXml/item2.xml><?xml version="1.0" encoding="utf-8"?>
-<p:properties xmlns:p="http://schemas.microsoft.com/office/2006/metadata/properties" xmlns:xsi="http://www.w3.org/2001/XMLSchema-instance" xmlns:pc="http://schemas.microsoft.com/office/infopath/2007/PartnerControls">
-  <documentManagement>
-    <lcf76f155ced4ddcb4097134ff3c332f xmlns="030eaba2-629b-4e56-920e-8dcc1358a952">
-      <Terms xmlns="http://schemas.microsoft.com/office/infopath/2007/PartnerControls"/>
-    </lcf76f155ced4ddcb4097134ff3c332f>
-    <TaxCatchAll xmlns="bb274f1b-0e95-4afa-93a7-e92bcbf9a51a" xsi:nil="true"/>
-  </documentManagement>
-</p:properties>
-</file>
-
 <file path=customXml/item3.xml><?xml version="1.0" encoding="utf-8"?>
-<?mso-contentType ?>
-<FormTemplates xmlns="http://schemas.microsoft.com/sharepoint/v3/contenttype/forms">
-  <Display>DocumentLibraryForm</Display>
-  <Edit>DocumentLibraryForm</Edit>
-  <New>DocumentLibraryForm</New>
-</FormTemplates>
-</file>
-
-<file path=customXml/item4.xml><?xml version="1.0" encoding="utf-8"?>
 <ct:contentTypeSchema xmlns:ct="http://schemas.microsoft.com/office/2006/metadata/contentType" xmlns:ma="http://schemas.microsoft.com/office/2006/metadata/properties/metaAttributes" ct:_="" ma:_="" ma:contentTypeName="Document" ma:contentTypeID="0x010100515BA15BA15D264586723D52FB60ADE3" ma:contentTypeVersion="16" ma:contentTypeDescription="Een nieuw document maken." ma:contentTypeScope="" ma:versionID="7f61f07c867748b0019541a657f349ad">
   <xsd:schema xmlns:xsd="http://www.w3.org/2001/XMLSchema" xmlns:xs="http://www.w3.org/2001/XMLSchema" xmlns:p="http://schemas.microsoft.com/office/2006/metadata/properties" xmlns:ns2="bb274f1b-0e95-4afa-93a7-e92bcbf9a51a" xmlns:ns3="030eaba2-629b-4e56-920e-8dcc1358a952" targetNamespace="http://schemas.microsoft.com/office/2006/metadata/properties" ma:root="true" ma:fieldsID="5688d83df968b8ed30cda1c17f9d8ac7" ns2:_="" ns3:_="">
     <xsd:import namespace="bb274f1b-0e95-4afa-93a7-e92bcbf9a51a"/>
@@ -15154,15 +15187,16 @@
 </ct:contentTypeSchema>
 </file>
 
-<file path=customXml/itemProps1.xml><?xml version="1.0" encoding="utf-8"?>
-<ds:datastoreItem xmlns:ds="http://schemas.openxmlformats.org/officeDocument/2006/customXml" ds:itemID="{C76CF5D3-A246-4235-9DA3-C30EB7E3E935}">
-  <ds:schemaRefs>
-    <ds:schemaRef ds:uri="http://schemas.openxmlformats.org/officeDocument/2006/bibliography"/>
-  </ds:schemaRefs>
-</ds:datastoreItem>
+<file path=customXml/item4.xml><?xml version="1.0" encoding="utf-8"?>
+<?mso-contentType ?>
+<FormTemplates xmlns="http://schemas.microsoft.com/sharepoint/v3/contenttype/forms">
+  <Display>DocumentLibraryForm</Display>
+  <Edit>DocumentLibraryForm</Edit>
+  <New>DocumentLibraryForm</New>
+</FormTemplates>
 </file>
 
-<file path=customXml/itemProps2.xml><?xml version="1.0" encoding="utf-8"?>
+<file path=customXml/itemProps1.xml><?xml version="1.0" encoding="utf-8"?>
 <ds:datastoreItem xmlns:ds="http://schemas.openxmlformats.org/officeDocument/2006/customXml" ds:itemID="{93E2EDE3-7B2C-471B-AA86-11F1089FAB73}">
   <ds:schemaRefs>
     <ds:schemaRef ds:uri="http://schemas.microsoft.com/office/2006/metadata/properties"/>
@@ -15173,15 +15207,15 @@
 </ds:datastoreItem>
 </file>
 
-<file path=customXml/itemProps3.xml><?xml version="1.0" encoding="utf-8"?>
-<ds:datastoreItem xmlns:ds="http://schemas.openxmlformats.org/officeDocument/2006/customXml" ds:itemID="{1AB3BCED-D7FA-43D1-A4BE-E6789D466CFC}">
+<file path=customXml/itemProps2.xml><?xml version="1.0" encoding="utf-8"?>
+<ds:datastoreItem xmlns:ds="http://schemas.openxmlformats.org/officeDocument/2006/customXml" ds:itemID="{C76CF5D3-A246-4235-9DA3-C30EB7E3E935}">
   <ds:schemaRefs>
-    <ds:schemaRef ds:uri="http://schemas.microsoft.com/sharepoint/v3/contenttype/forms"/>
+    <ds:schemaRef ds:uri="http://schemas.openxmlformats.org/officeDocument/2006/bibliography"/>
   </ds:schemaRefs>
 </ds:datastoreItem>
 </file>
 
-<file path=customXml/itemProps4.xml><?xml version="1.0" encoding="utf-8"?>
+<file path=customXml/itemProps3.xml><?xml version="1.0" encoding="utf-8"?>
 <ds:datastoreItem xmlns:ds="http://schemas.openxmlformats.org/officeDocument/2006/customXml" ds:itemID="{E91E4281-3D57-4CE5-8F15-972FFB357902}">
   <ds:schemaRefs>
     <ds:schemaRef ds:uri="http://schemas.microsoft.com/office/2006/metadata/contentType"/>
@@ -15200,6 +15234,14 @@
 </ds:datastoreItem>
 </file>
 
+<file path=customXml/itemProps4.xml><?xml version="1.0" encoding="utf-8"?>
+<ds:datastoreItem xmlns:ds="http://schemas.openxmlformats.org/officeDocument/2006/customXml" ds:itemID="{1AB3BCED-D7FA-43D1-A4BE-E6789D466CFC}">
+  <ds:schemaRefs>
+    <ds:schemaRef ds:uri="http://schemas.microsoft.com/sharepoint/v3/contenttype/forms"/>
+  </ds:schemaRefs>
+</ds:datastoreItem>
+</file>
+
 <file path=docMetadata/LabelInfo.xml><?xml version="1.0" encoding="utf-8"?>
 <clbl:labelList xmlns:clbl="http://schemas.microsoft.com/office/2020/mipLabelMetadata">
   <clbl:label id="{e36377b7-70c4-4493-a338-095918d327e9}" enabled="0" method="" siteId="{e36377b7-70c4-4493-a338-095918d327e9}" removed="1"/>
